--- a/projects/智能客服项目总结报告.docx
+++ b/projects/智能客服项目总结报告.docx
@@ -2624,7 +2624,7 @@
             <w:rFonts w:hint="eastAsia"/>
             <w:noProof/>
           </w:rPr>
-          <w:t>你我金融账号</w:t>
+          <w:t>账号</w:t>
         </w:r>
         <w:r>
           <w:rPr>
@@ -5002,23 +5002,7 @@
             <w:rFonts w:hint="eastAsia"/>
             <w:noProof/>
           </w:rPr>
-          <w:t>会话信息</w:t>
-        </w:r>
-        <w:r>
-          <w:rPr>
-            <w:rStyle w:val="a9"/>
-            <w:rFonts w:hint="eastAsia"/>
-            <w:noProof/>
-          </w:rPr>
-          <w:t>强</w:t>
-        </w:r>
-        <w:r>
-          <w:rPr>
-            <w:rStyle w:val="a9"/>
-            <w:rFonts w:hint="eastAsia"/>
-            <w:noProof/>
-          </w:rPr>
-          <w:t>化</w:t>
+          <w:t>会话信息强化</w:t>
         </w:r>
         <w:r>
           <w:rPr>
@@ -5491,7 +5475,7 @@
             <v:imagedata r:id="rId7" o:title=""/>
             <o:lock v:ext="edit" aspectratio="f"/>
           </v:shape>
-          <o:OLEObject Type="Embed" ProgID="Visio.Drawing.11" ShapeID="_x0000_i1025" DrawAspect="Content" ObjectID="_1619179598" r:id="rId8"/>
+          <o:OLEObject Type="Embed" ProgID="Visio.Drawing.11" ShapeID="_x0000_i1025" DrawAspect="Content" ObjectID="_1619278380" r:id="rId8"/>
         </w:object>
       </w:r>
     </w:p>
@@ -5590,7 +5574,7 @@
             <v:imagedata r:id="rId9" o:title=""/>
             <o:lock v:ext="edit" aspectratio="f"/>
           </v:shape>
-          <o:OLEObject Type="Embed" ProgID="Visio.Drawing.11" ShapeID="_x0000_i1026" DrawAspect="Content" ObjectID="_1619179599" r:id="rId10"/>
+          <o:OLEObject Type="Embed" ProgID="Visio.Drawing.11" ShapeID="_x0000_i1026" DrawAspect="Content" ObjectID="_1619278381" r:id="rId10"/>
         </w:object>
       </w:r>
     </w:p>
@@ -6455,7 +6439,13 @@
         <w:rPr>
           <w:rFonts w:hint="eastAsia"/>
         </w:rPr>
-        <w:t>你我金融账号</w:t>
+        <w:t>应用</w:t>
+      </w:r>
+      <w:r>
+        <w:rPr>
+          <w:rFonts w:hint="eastAsia"/>
+        </w:rPr>
+        <w:t>账号</w:t>
       </w:r>
       <w:bookmarkEnd w:id="34"/>
     </w:p>
@@ -6464,7 +6454,13 @@
         <w:rPr>
           <w:rFonts w:hint="eastAsia"/>
         </w:rPr>
-        <w:t>你我金融对应的</w:t>
+        <w:t>应用</w:t>
+      </w:r>
+      <w:r>
+        <w:rPr>
+          <w:rFonts w:hint="eastAsia"/>
+        </w:rPr>
+        <w:t>对应的</w:t>
       </w:r>
       <w:r>
         <w:rPr>
@@ -6499,15 +6495,35 @@
         <w:rPr>
           <w:rFonts w:hint="eastAsia"/>
         </w:rPr>
-        <w:t>后台登录地址：</w:t>
-      </w:r>
-    </w:p>
-    <w:p>
-      <w:r>
-        <w:rPr>
-          <w:rFonts w:hint="eastAsia"/>
-        </w:rPr>
-        <w:t>http://niwojinrong.niwokf.com</w:t>
+        <w:t>服务器脚本生成的超级管理员账号</w:t>
+      </w:r>
+    </w:p>
+    <w:p>
+      <w:r>
+        <w:rPr>
+          <w:rFonts w:hint="eastAsia"/>
+        </w:rPr>
+        <w:t>超级管理员账号：</w:t>
+      </w:r>
+    </w:p>
+    <w:p>
+      <w:r>
+        <w:rPr>
+          <w:rFonts w:hint="eastAsia"/>
+        </w:rPr>
+        <w:t>脚本配置固定邮件地址（</w:t>
+      </w:r>
+      <w:r>
+        <w:rPr>
+          <w:rFonts w:hint="eastAsia"/>
+        </w:rPr>
+        <w:t>256</w:t>
+      </w:r>
+      <w:r>
+        <w:rPr>
+          <w:rFonts w:hint="eastAsia"/>
+        </w:rPr>
+        <w:t>字节）</w:t>
       </w:r>
     </w:p>
     <w:p/>
@@ -6516,23 +6532,15 @@
         <w:rPr>
           <w:rFonts w:hint="eastAsia"/>
         </w:rPr>
-        <w:t>服务器脚本生成的超级管理员账号</w:t>
-      </w:r>
-    </w:p>
-    <w:p>
-      <w:r>
-        <w:rPr>
-          <w:rFonts w:hint="eastAsia"/>
-        </w:rPr>
-        <w:t>你我金融超级管理员账号：</w:t>
-      </w:r>
-    </w:p>
-    <w:p>
-      <w:r>
-        <w:rPr>
-          <w:rFonts w:hint="eastAsia"/>
-        </w:rPr>
-        <w:t>脚本配置固定邮件地址（</w:t>
+        <w:t>客服和管理员账号：</w:t>
+      </w:r>
+    </w:p>
+    <w:p>
+      <w:r>
+        <w:rPr>
+          <w:rFonts w:hint="eastAsia"/>
+        </w:rPr>
+        <w:t>管理员或者超级管理员分配账号（</w:t>
       </w:r>
       <w:r>
         <w:rPr>
@@ -6553,51 +6561,23 @@
         <w:rPr>
           <w:rFonts w:hint="eastAsia"/>
         </w:rPr>
-        <w:t>你我金融客服和管理员账号：</w:t>
-      </w:r>
-    </w:p>
-    <w:p>
-      <w:r>
-        <w:rPr>
-          <w:rFonts w:hint="eastAsia"/>
-        </w:rPr>
-        <w:t>管理员或者超级管理员分配账号（</w:t>
-      </w:r>
-      <w:r>
-        <w:rPr>
-          <w:rFonts w:hint="eastAsia"/>
-        </w:rPr>
-        <w:t>256</w:t>
-      </w:r>
-      <w:r>
-        <w:rPr>
-          <w:rFonts w:hint="eastAsia"/>
-        </w:rPr>
-        <w:t>字节）</w:t>
-      </w:r>
-    </w:p>
-    <w:p/>
-    <w:p>
-      <w:r>
-        <w:rPr>
-          <w:rFonts w:hint="eastAsia"/>
-        </w:rPr>
-        <w:t>新增你我金融管理员由管理员分配。</w:t>
-      </w:r>
-    </w:p>
-    <w:p>
-      <w:r>
-        <w:rPr>
-          <w:rFonts w:hint="eastAsia"/>
-        </w:rPr>
-        <w:t>新增你我金融客服账号由管理员分配。</w:t>
-      </w:r>
-    </w:p>
-    <w:p>
-      <w:r>
-        <w:rPr>
-          <w:rFonts w:hint="eastAsia"/>
-        </w:rPr>
+        <w:t>新增管理员由管理员分配。</w:t>
+      </w:r>
+    </w:p>
+    <w:p>
+      <w:r>
+        <w:rPr>
+          <w:rFonts w:hint="eastAsia"/>
+        </w:rPr>
+        <w:t>新增客服账号由管理员分配。</w:t>
+      </w:r>
+    </w:p>
+    <w:p>
+      <w:r>
+        <w:rPr>
+          <w:rFonts w:hint="eastAsia"/>
+        </w:rPr>
+        <w:lastRenderedPageBreak/>
         <w:t>分配如下：</w:t>
       </w:r>
     </w:p>
@@ -6679,15 +6659,15 @@
         <w:rPr>
           <w:rFonts w:hint="eastAsia"/>
         </w:rPr>
-        <w:t>你我金融企业用户账号：</w:t>
-      </w:r>
-    </w:p>
-    <w:p>
-      <w:r>
-        <w:rPr>
-          <w:rFonts w:hint="eastAsia"/>
-        </w:rPr>
-        <w:t>你我金融软件用户</w:t>
+        <w:t>企业用户账号：</w:t>
+      </w:r>
+    </w:p>
+    <w:p>
+      <w:r>
+        <w:rPr>
+          <w:rFonts w:hint="eastAsia"/>
+        </w:rPr>
+        <w:t>软件用户</w:t>
       </w:r>
       <w:r>
         <w:rPr>
@@ -7174,7 +7154,7 @@
         <w:rPr>
           <w:rFonts w:hint="eastAsia"/>
         </w:rPr>
-        <w:t>，或拨打你我金融服务热线</w:t>
+        <w:t>，或拨打服务热线</w:t>
       </w:r>
       <w:r>
         <w:rPr>
@@ -12007,7 +11987,13 @@
       </w:r>
       <w:bookmarkEnd w:id="48"/>
       <w:r>
-        <w:t>方案（后来不使用）</w:t>
+        <w:t>方案（</w:t>
+      </w:r>
+      <w:r>
+        <w:t>暂时</w:t>
+      </w:r>
+      <w:r>
+        <w:t>不使用）</w:t>
       </w:r>
       <w:bookmarkEnd w:id="49"/>
     </w:p>
@@ -12246,7 +12232,7 @@
             <v:imagedata r:id="rId19" o:title=""/>
             <o:lock v:ext="edit" aspectratio="f"/>
           </v:shape>
-          <o:OLEObject Type="Embed" ProgID="Visio.Drawing.11" ShapeID="_x0000_i1027" DrawAspect="Content" ObjectID="_1619179600" r:id="rId20"/>
+          <o:OLEObject Type="Embed" ProgID="Visio.Drawing.11" ShapeID="_x0000_i1027" DrawAspect="Content" ObjectID="_1619278382" r:id="rId20"/>
         </w:object>
       </w:r>
     </w:p>
@@ -16558,45 +16544,59 @@
           <w:rFonts w:ascii="宋体" w:eastAsia="宋体" w:hAnsi="宋体" w:cs="宋体"/>
           <w:color w:val="FF0000"/>
         </w:rPr>
-        <w:t>最长公共子串lcs长度</w:t>
-      </w:r>
-      <w:r>
-        <w:rPr>
-          <w:rFonts w:ascii="宋体" w:eastAsia="宋体" w:hAnsi="宋体" w:cs="宋体"/>
-        </w:rPr>
-        <w:t>）</w:t>
-      </w:r>
-    </w:p>
-    <w:p>
-      <w:pPr>
-        <w:rPr>
-          <w:rFonts w:ascii="宋体" w:eastAsia="宋体" w:hAnsi="宋体" w:cs="宋体"/>
-        </w:rPr>
-      </w:pPr>
-      <w:r>
-        <w:rPr>
-          <w:rFonts w:ascii="宋体" w:eastAsia="宋体" w:hAnsi="宋体" w:cs="宋体"/>
-        </w:rPr>
-        <w:t>统计学评分. (BM25,</w:t>
+        <w:t>最长公共子</w:t>
+      </w:r>
+      <w:r>
+        <w:rPr>
+          <w:rFonts w:ascii="宋体" w:eastAsia="宋体" w:hAnsi="宋体" w:cs="宋体" w:hint="eastAsia"/>
+          <w:color w:val="FF0000"/>
+        </w:rPr>
+        <w:t>序列</w:t>
       </w:r>
       <w:r>
         <w:rPr>
           <w:rFonts w:ascii="宋体" w:eastAsia="宋体" w:hAnsi="宋体" w:cs="宋体"/>
           <w:color w:val="FF0000"/>
         </w:rPr>
-        <w:t>词频,少见,</w:t>
+        <w:t>lcs长度</w:t>
       </w:r>
       <w:r>
         <w:rPr>
           <w:rFonts w:ascii="宋体" w:eastAsia="宋体" w:hAnsi="宋体" w:cs="宋体"/>
         </w:rPr>
-        <w:t>特定文档上的</w:t>
+        <w:t>）</w:t>
+      </w:r>
+    </w:p>
+    <w:p>
+      <w:pPr>
+        <w:rPr>
+          <w:rFonts w:ascii="宋体" w:eastAsia="宋体" w:hAnsi="宋体" w:cs="宋体"/>
+        </w:rPr>
+      </w:pPr>
+      <w:r>
+        <w:rPr>
+          <w:rFonts w:ascii="宋体" w:eastAsia="宋体" w:hAnsi="宋体" w:cs="宋体"/>
+        </w:rPr>
+        <w:t>统计学评分. (BM25,</w:t>
       </w:r>
       <w:r>
         <w:rPr>
           <w:rFonts w:ascii="宋体" w:eastAsia="宋体" w:hAnsi="宋体" w:cs="宋体"/>
           <w:color w:val="FF0000"/>
         </w:rPr>
+        <w:t>词频,少见,</w:t>
+      </w:r>
+      <w:r>
+        <w:rPr>
+          <w:rFonts w:ascii="宋体" w:eastAsia="宋体" w:hAnsi="宋体" w:cs="宋体"/>
+        </w:rPr>
+        <w:t>特定文档上的</w:t>
+      </w:r>
+      <w:r>
+        <w:rPr>
+          <w:rFonts w:ascii="宋体" w:eastAsia="宋体" w:hAnsi="宋体" w:cs="宋体"/>
+          <w:color w:val="FF0000"/>
+        </w:rPr>
         <w:t>高频词</w:t>
       </w:r>
       <w:r>
@@ -16697,16 +16697,150 @@
     </w:p>
     <w:p>
       <w:pPr>
+        <w:pStyle w:val="3"/>
+      </w:pPr>
+      <w:bookmarkStart w:id="103" w:name="_Toc8502560"/>
+      <w:r>
+        <w:t>分词算法</w:t>
+      </w:r>
+      <w:bookmarkEnd w:id="103"/>
+    </w:p>
+    <w:p>
+      <w:pPr>
         <w:pStyle w:val="4"/>
         <w:rPr>
           <w:rFonts w:hint="default"/>
         </w:rPr>
       </w:pPr>
-      <w:bookmarkStart w:id="103" w:name="_Toc8502560"/>
-      <w:r>
-        <w:t>分词算法</w:t>
-      </w:r>
-      <w:bookmarkEnd w:id="103"/>
+      <w:r>
+        <w:t>结巴分词</w:t>
+      </w:r>
+    </w:p>
+    <w:p>
+      <w:r>
+        <w:t>特点</w:t>
+      </w:r>
+    </w:p>
+    <w:p>
+      <w:r>
+        <w:t>支持三种分词模式：</w:t>
+      </w:r>
+    </w:p>
+    <w:p>
+      <w:r>
+        <w:rPr>
+          <w:rFonts w:hint="eastAsia"/>
+        </w:rPr>
+        <w:t>1</w:t>
+      </w:r>
+      <w:r>
+        <w:rPr>
+          <w:rFonts w:hint="eastAsia"/>
+        </w:rPr>
+        <w:t>）</w:t>
+      </w:r>
+      <w:r>
+        <w:t>精确模式，试图将句子最精确地切开，适合文本分析；</w:t>
+      </w:r>
+    </w:p>
+    <w:p>
+      <w:r>
+        <w:rPr>
+          <w:rFonts w:hint="eastAsia"/>
+        </w:rPr>
+        <w:lastRenderedPageBreak/>
+        <w:t>2</w:t>
+      </w:r>
+      <w:r>
+        <w:rPr>
+          <w:rFonts w:hint="eastAsia"/>
+        </w:rPr>
+        <w:t>）</w:t>
+      </w:r>
+      <w:r>
+        <w:t>全模式，把句子中所有的可以成词的词语都扫描出来</w:t>
+      </w:r>
+      <w:r>
+        <w:t xml:space="preserve">, </w:t>
+      </w:r>
+      <w:r>
+        <w:t>速度非常快，但是不能解决歧义；</w:t>
+      </w:r>
+    </w:p>
+    <w:p>
+      <w:r>
+        <w:rPr>
+          <w:rFonts w:hint="eastAsia"/>
+        </w:rPr>
+        <w:t>3</w:t>
+      </w:r>
+      <w:r>
+        <w:rPr>
+          <w:rFonts w:hint="eastAsia"/>
+        </w:rPr>
+        <w:t>）</w:t>
+      </w:r>
+      <w:r>
+        <w:t>搜索引擎模式，在精确模式的基础上，对长词再次切分，提高召回率，适合用于搜索引擎分词。</w:t>
+      </w:r>
+    </w:p>
+    <w:p>
+      <w:r>
+        <w:t>支持繁体分词</w:t>
+      </w:r>
+    </w:p>
+    <w:p>
+      <w:r>
+        <w:t>支持自定义词典</w:t>
+      </w:r>
+    </w:p>
+    <w:p/>
+    <w:p>
+      <w:r>
+        <w:t>算法</w:t>
+      </w:r>
+    </w:p>
+    <w:p>
+      <w:r>
+        <w:t>基于前缀词典实现高效的词图扫描，生成句子中汉字所有可能成词情况所构成的有向无环图</w:t>
+      </w:r>
+      <w:r>
+        <w:t xml:space="preserve"> (DAG)</w:t>
+      </w:r>
+    </w:p>
+    <w:p>
+      <w:r>
+        <w:t>采用了动态规划查找最大概率路径</w:t>
+      </w:r>
+      <w:r>
+        <w:t xml:space="preserve">, </w:t>
+      </w:r>
+      <w:r>
+        <w:t>找出基于词频的最大切分组合</w:t>
+      </w:r>
+    </w:p>
+    <w:p>
+      <w:r>
+        <w:t>对于未登录词，采用了基于汉字成词能力的</w:t>
+      </w:r>
+      <w:r>
+        <w:t xml:space="preserve"> HMM </w:t>
+      </w:r>
+      <w:r>
+        <w:t>模型，使用了</w:t>
+      </w:r>
+      <w:r>
+        <w:t xml:space="preserve"> Viterbi </w:t>
+      </w:r>
+      <w:r>
+        <w:t>算法</w:t>
+      </w:r>
+      <w:r>
+        <w:rPr>
+          <w:rFonts w:hint="eastAsia"/>
+        </w:rPr>
+        <w:t>。</w:t>
+      </w:r>
     </w:p>
     <w:p>
       <w:pPr>
@@ -16716,29 +16850,32 @@
         </w:rPr>
       </w:pPr>
       <w:r>
+        <w:t>TRIE前缀树分词</w:t>
+      </w:r>
+      <w:r>
+        <w:rPr>
+          <w:rFonts w:hint="default"/>
+        </w:rPr>
+        <w:t>—</w:t>
+      </w:r>
+      <w:r>
+        <w:t>暂时不使用</w:t>
+      </w:r>
+    </w:p>
+    <w:p>
+      <w:r>
+        <w:rPr>
+          <w:rFonts w:hint="eastAsia"/>
+        </w:rPr>
+        <w:t>基于</w:t>
+      </w:r>
+      <w:r>
+        <w:rPr>
+          <w:rFonts w:hint="eastAsia"/>
+        </w:rPr>
         <w:t>TRIE</w:t>
       </w:r>
       <w:r>
-        <w:t>前缀</w:t>
-      </w:r>
-      <w:r>
-        <w:t>树分词</w:t>
-      </w:r>
-    </w:p>
-    <w:p>
-      <w:r>
-        <w:rPr>
-          <w:rFonts w:hint="eastAsia"/>
-        </w:rPr>
-        <w:t>基于</w:t>
-      </w:r>
-      <w:r>
-        <w:rPr>
-          <w:rFonts w:hint="eastAsia"/>
-        </w:rPr>
-        <w:t>TRIE</w:t>
-      </w:r>
-      <w:r>
         <w:rPr>
           <w:rFonts w:hint="eastAsia"/>
         </w:rPr>
@@ -16780,13 +16917,7 @@
         <w:rPr>
           <w:rFonts w:hint="eastAsia"/>
         </w:rPr>
-        <w:t>O(k</w:t>
-      </w:r>
-      <w:r>
-        <w:rPr>
-          <w:rFonts w:hint="eastAsia"/>
-        </w:rPr>
-        <w:t>)</w:t>
+        <w:t>O(k)</w:t>
       </w:r>
       <w:r>
         <w:rPr>
@@ -16800,20 +16931,13 @@
         <w:rPr>
           <w:rFonts w:hint="eastAsia"/>
         </w:rPr>
-        <w:lastRenderedPageBreak/>
         <w:t>DAG</w:t>
       </w:r>
       <w:r>
         <w:rPr>
           <w:rFonts w:hint="eastAsia"/>
         </w:rPr>
-        <w:t>的最小匹配方式：</w:t>
-      </w:r>
-      <w:r>
-        <w:rPr>
-          <w:rFonts w:hint="eastAsia"/>
-        </w:rPr>
-        <w:t>每查询出关键字后，从关键字的最后字节之后开始查询下一个关键字。</w:t>
+        <w:t>的最小匹配方式：每查询出关键字后，从关键字的最后字节之后开始查询下一个关键字。</w:t>
       </w:r>
     </w:p>
     <w:p>
@@ -16822,150 +16946,6 @@
           <w:rFonts w:hint="eastAsia"/>
         </w:rPr>
         <w:t>对于输入的语句和构成前缀树逆向，则可以逆向匹配。</w:t>
-      </w:r>
-    </w:p>
-    <w:p>
-      <w:pPr>
-        <w:pStyle w:val="4"/>
-        <w:rPr>
-          <w:rFonts w:hint="default"/>
-        </w:rPr>
-      </w:pPr>
-      <w:r>
-        <w:t>结巴分词</w:t>
-      </w:r>
-    </w:p>
-    <w:p>
-      <w:r>
-        <w:t>特点</w:t>
-      </w:r>
-    </w:p>
-    <w:p>
-      <w:r>
-        <w:t>支持三种分词模式：</w:t>
-      </w:r>
-    </w:p>
-    <w:p>
-      <w:r>
-        <w:rPr>
-          <w:rFonts w:hint="eastAsia"/>
-        </w:rPr>
-        <w:t>1</w:t>
-      </w:r>
-      <w:r>
-        <w:rPr>
-          <w:rFonts w:hint="eastAsia"/>
-        </w:rPr>
-        <w:t>）</w:t>
-      </w:r>
-      <w:r>
-        <w:t>精确模式，试图将句子最精确地切开，适合文本分析；</w:t>
-      </w:r>
-    </w:p>
-    <w:p>
-      <w:r>
-        <w:rPr>
-          <w:rFonts w:hint="eastAsia"/>
-        </w:rPr>
-        <w:t>2</w:t>
-      </w:r>
-      <w:r>
-        <w:rPr>
-          <w:rFonts w:hint="eastAsia"/>
-        </w:rPr>
-        <w:t>）</w:t>
-      </w:r>
-      <w:r>
-        <w:t>全模式，把句子中所有的可以成词的词语都扫描出来</w:t>
-      </w:r>
-      <w:r>
-        <w:t xml:space="preserve">, </w:t>
-      </w:r>
-      <w:r>
-        <w:t>速度非常快，但是不能解决歧义；</w:t>
-      </w:r>
-    </w:p>
-    <w:p>
-      <w:r>
-        <w:rPr>
-          <w:rFonts w:hint="eastAsia"/>
-        </w:rPr>
-        <w:t>3</w:t>
-      </w:r>
-      <w:r>
-        <w:rPr>
-          <w:rFonts w:hint="eastAsia"/>
-        </w:rPr>
-        <w:t>）</w:t>
-      </w:r>
-      <w:r>
-        <w:t>搜索引擎模式，在精确模式的基础上，对长词再次切分，提高召回率，适合用于搜索引擎分词。</w:t>
-      </w:r>
-    </w:p>
-    <w:p>
-      <w:r>
-        <w:t>支持繁体分词</w:t>
-      </w:r>
-    </w:p>
-    <w:p>
-      <w:r>
-        <w:t>支持自定义词典</w:t>
-      </w:r>
-    </w:p>
-    <w:p>
-      <w:r>
-        <w:t xml:space="preserve">MIT </w:t>
-      </w:r>
-      <w:r>
-        <w:t>授权协议</w:t>
-      </w:r>
-    </w:p>
-    <w:p/>
-    <w:p>
-      <w:r>
-        <w:t>算法</w:t>
-      </w:r>
-    </w:p>
-    <w:p>
-      <w:r>
-        <w:t>基于前缀词典实现高效的词图扫描，生成句子中汉字所有可能成词情况所构成的有向无环图</w:t>
-      </w:r>
-      <w:r>
-        <w:t xml:space="preserve"> (DAG)</w:t>
-      </w:r>
-    </w:p>
-    <w:p>
-      <w:r>
-        <w:t>采用了动态规划查找最大概率路径</w:t>
-      </w:r>
-      <w:r>
-        <w:t xml:space="preserve">, </w:t>
-      </w:r>
-      <w:r>
-        <w:t>找出基于词频的最大切分组合</w:t>
-      </w:r>
-    </w:p>
-    <w:p>
-      <w:r>
-        <w:t>对于未登录词，采用了基于汉字成词能力的</w:t>
-      </w:r>
-      <w:r>
-        <w:t xml:space="preserve"> HMM </w:t>
-      </w:r>
-      <w:r>
-        <w:t>模型，使用了</w:t>
-      </w:r>
-      <w:r>
-        <w:t xml:space="preserve"> Viterbi </w:t>
-      </w:r>
-      <w:r>
-        <w:t>算法</w:t>
-      </w:r>
-      <w:r>
-        <w:rPr>
-          <w:rFonts w:hint="eastAsia"/>
-        </w:rPr>
-        <w:t>。</w:t>
       </w:r>
     </w:p>
     <w:p/>
@@ -17165,27 +17145,80 @@
         </w:rPr>
       </w:pPr>
       <w:r>
-        <w:t>最大匹配方案</w:t>
-      </w:r>
-    </w:p>
-    <w:p>
-      <w:r>
-        <w:rPr>
-          <w:rFonts w:hint="eastAsia"/>
-        </w:rPr>
-        <w:t>每个请求的问题搜索出所有的分词，每个分词获取其对应的一个或者多个问题的文档，并把所有的结果进行合并，被匹配文档</w:t>
-      </w:r>
-      <w:r>
-        <w:rPr>
-          <w:rFonts w:hint="eastAsia"/>
-        </w:rPr>
-        <w:t>id</w:t>
-      </w:r>
-      <w:r>
-        <w:rPr>
-          <w:rFonts w:hint="eastAsia"/>
-        </w:rPr>
-        <w:t>最多的则选择为相关度最大的文档，并返回其对应的文档内容。</w:t>
+        <w:t>关键词抽取</w:t>
+      </w:r>
+      <w:r>
+        <w:t>评分</w:t>
+      </w:r>
+      <w:r>
+        <w:t>最大匹配</w:t>
+      </w:r>
+      <w:r>
+        <w:t>-</w:t>
+      </w:r>
+      <w:r>
+        <w:t xml:space="preserve"> </w:t>
+      </w:r>
+      <w:r>
+        <w:t>TF</w:t>
+      </w:r>
+      <w:r>
+        <w:t>-</w:t>
+      </w:r>
+      <w:r>
+        <w:t>IDF</w:t>
+      </w:r>
+    </w:p>
+    <w:p>
+      <w:r>
+        <w:tab/>
+      </w:r>
+      <w:r>
+        <w:t>每个请求的问题搜索出所有的分词，每个分词获取其对应的一个或者多个问题的文档，计算所有匹配文档问题分词的评分，匹配文档评分最高的</w:t>
+      </w:r>
+      <w:r>
+        <w:t xml:space="preserve"> </w:t>
+      </w:r>
+      <w:r>
+        <w:t>（</w:t>
+      </w:r>
+      <w:r>
+        <w:t>tf-idf</w:t>
+      </w:r>
+      <w:r>
+        <w:t>）</w:t>
+      </w:r>
+      <w:r>
+        <w:t xml:space="preserve"> </w:t>
+      </w:r>
+      <w:r>
+        <w:t>为相关度最大的文档，评分相同的则进行近似度比较排序（编辑距离或者最大子序列），最后返回文档列表。</w:t>
+      </w:r>
+    </w:p>
+    <w:p>
+      <w:pPr>
+        <w:ind w:firstLine="420"/>
+      </w:pPr>
+      <w:r>
+        <w:rPr>
+          <w:rFonts w:hint="eastAsia"/>
+        </w:rPr>
+        <w:t>TF</w:t>
+      </w:r>
+      <w:r>
+        <w:rPr>
+          <w:rFonts w:hint="eastAsia"/>
+        </w:rPr>
+        <w:t>：问题若被匹配到相同的关键词也作为不同分词计算。</w:t>
+      </w:r>
+    </w:p>
+    <w:p>
+      <w:r>
+        <w:rPr>
+          <w:rFonts w:hint="eastAsia"/>
+        </w:rPr>
+        <w:tab/>
+        <w:t>IDF</w:t>
       </w:r>
     </w:p>
     <w:p>
@@ -17196,7 +17229,7 @@
         </w:rPr>
       </w:pPr>
       <w:r>
-        <w:t>编辑距离方案</w:t>
+        <w:t>编辑距离匹配</w:t>
       </w:r>
     </w:p>
     <w:p>
@@ -17215,6 +17248,20 @@
         <w:t>编辑距离，指两个字串之间，由一个转成另一个所需的最少编辑操作次数，使用动态规划公式实现。</w:t>
       </w:r>
     </w:p>
+    <w:p/>
+    <w:p>
+      <w:pPr>
+        <w:pStyle w:val="3"/>
+      </w:pPr>
+      <w:bookmarkStart w:id="105" w:name="_Toc8502562"/>
+      <w:r>
+        <w:rPr>
+          <w:rFonts w:hint="eastAsia"/>
+        </w:rPr>
+        <w:t>问题更新</w:t>
+      </w:r>
+      <w:bookmarkEnd w:id="105"/>
+    </w:p>
     <w:p>
       <w:pPr>
         <w:pStyle w:val="4"/>
@@ -17223,278 +17270,245 @@
         </w:rPr>
       </w:pPr>
       <w:r>
-        <w:t>词频计数</w:t>
-      </w:r>
-    </w:p>
-    <w:p>
-      <w:r>
-        <w:rPr>
-          <w:rFonts w:hint="eastAsia"/>
-        </w:rPr>
-        <w:t>问题若被匹配到相同的关键词也作为不同分词计算。</w:t>
-      </w:r>
-    </w:p>
-    <w:p/>
+        <w:t>增量问题更新--近实时更新问题索引</w:t>
+      </w:r>
+    </w:p>
+    <w:p>
+      <w:r>
+        <w:rPr>
+          <w:rFonts w:hint="eastAsia"/>
+        </w:rPr>
+        <w:t>修改知识库问题时，会增量发送到搜索引擎，并在下一个定时器触发时重建索引。每隔较长一段时间也会重新全量获取引擎问题的文档内容，并重建索引。</w:t>
+      </w:r>
+    </w:p>
+    <w:p>
+      <w:pPr>
+        <w:pStyle w:val="4"/>
+        <w:rPr>
+          <w:rFonts w:hint="default"/>
+        </w:rPr>
+      </w:pPr>
+      <w:r>
+        <w:t>全量问题更新</w:t>
+      </w:r>
+    </w:p>
+    <w:p>
+      <w:r>
+        <w:rPr>
+          <w:rFonts w:hint="eastAsia"/>
+        </w:rPr>
+        <w:t>定期检查文档是否需要重建，记录最近重建分词</w:t>
+      </w:r>
+      <w:r>
+        <w:rPr>
+          <w:rFonts w:hint="eastAsia"/>
+        </w:rPr>
+        <w:t>map</w:t>
+      </w:r>
+      <w:r>
+        <w:rPr>
+          <w:rFonts w:hint="eastAsia"/>
+        </w:rPr>
+        <w:t>表时间。</w:t>
+      </w:r>
+    </w:p>
     <w:p>
       <w:pPr>
         <w:pStyle w:val="3"/>
       </w:pPr>
-      <w:bookmarkStart w:id="105" w:name="_Toc8502562"/>
-      <w:r>
-        <w:rPr>
-          <w:rFonts w:hint="eastAsia"/>
-        </w:rPr>
-        <w:t>问题更新</w:t>
-      </w:r>
-      <w:bookmarkEnd w:id="105"/>
-    </w:p>
-    <w:p>
-      <w:pPr>
-        <w:pStyle w:val="4"/>
+      <w:bookmarkStart w:id="106" w:name="_Toc8502563"/>
+      <w:r>
+        <w:rPr>
+          <w:rFonts w:hint="eastAsia"/>
+        </w:rPr>
+        <w:t>性能分析（索引树分词）</w:t>
+      </w:r>
+      <w:bookmarkEnd w:id="106"/>
+    </w:p>
+    <w:p>
+      <w:r>
+        <w:rPr>
+          <w:rFonts w:hint="eastAsia"/>
+        </w:rPr>
+        <w:t>加载</w:t>
+      </w:r>
+      <w:r>
+        <w:rPr>
+          <w:rFonts w:hint="eastAsia"/>
+        </w:rPr>
+        <w:t>62w</w:t>
+      </w:r>
+      <w:r>
+        <w:rPr>
+          <w:rFonts w:hint="eastAsia"/>
+        </w:rPr>
+        <w:t>中文词、</w:t>
+      </w:r>
+      <w:r>
+        <w:rPr>
+          <w:rFonts w:hint="eastAsia"/>
+        </w:rPr>
+        <w:t>50</w:t>
+      </w:r>
+      <w:r>
+        <w:rPr>
+          <w:rFonts w:hint="eastAsia"/>
+        </w:rPr>
+        <w:t>机器人问题，使用内存</w:t>
+      </w:r>
+      <w:r>
+        <w:rPr>
+          <w:rFonts w:hint="eastAsia"/>
+        </w:rPr>
+        <w:t>6g</w:t>
+      </w:r>
+      <w:r>
+        <w:rPr>
+          <w:rFonts w:hint="eastAsia"/>
+        </w:rPr>
+        <w:t>。</w:t>
+      </w:r>
+    </w:p>
+    <w:p>
+      <w:r>
+        <w:rPr>
+          <w:rFonts w:hint="eastAsia"/>
+        </w:rPr>
+        <w:t>单节点单进程测试问题检索计算能力（不计算网络处理）：</w:t>
+      </w:r>
+    </w:p>
+    <w:p>
+      <w:r>
+        <w:rPr>
+          <w:rFonts w:hint="eastAsia"/>
+        </w:rPr>
+        <w:t>请求问题长度约</w:t>
+      </w:r>
+      <w:r>
+        <w:rPr>
+          <w:rFonts w:hint="eastAsia"/>
+        </w:rPr>
+        <w:t>20</w:t>
+      </w:r>
+      <w:r>
+        <w:rPr>
+          <w:rFonts w:hint="eastAsia"/>
+        </w:rPr>
+        <w:t>字节，循环次数</w:t>
+      </w:r>
+      <w:r>
+        <w:rPr>
+          <w:rFonts w:hint="eastAsia"/>
+        </w:rPr>
+        <w:t>10000</w:t>
+      </w:r>
+      <w:r>
+        <w:rPr>
+          <w:rFonts w:hint="eastAsia"/>
+        </w:rPr>
+        <w:t>，使用时间</w:t>
+      </w:r>
+      <w:r>
+        <w:rPr>
+          <w:rFonts w:hint="eastAsia"/>
+        </w:rPr>
+        <w:t>320ms</w:t>
+      </w:r>
+      <w:r>
+        <w:rPr>
+          <w:rFonts w:hint="eastAsia"/>
+        </w:rPr>
+        <w:t>，约为</w:t>
+      </w:r>
+      <w:r>
+        <w:rPr>
+          <w:rFonts w:hint="eastAsia"/>
+        </w:rPr>
+        <w:t>31250qps</w:t>
+      </w:r>
+      <w:r>
+        <w:rPr>
+          <w:rFonts w:hint="eastAsia"/>
+        </w:rPr>
+        <w:t>。</w:t>
+      </w:r>
+    </w:p>
+    <w:p>
+      <w:r>
+        <w:rPr>
+          <w:rFonts w:hint="eastAsia"/>
+        </w:rPr>
+        <w:t>请求问题长度约</w:t>
+      </w:r>
+      <w:r>
+        <w:rPr>
+          <w:rFonts w:hint="eastAsia"/>
+        </w:rPr>
+        <w:t>300</w:t>
+      </w:r>
+      <w:r>
+        <w:rPr>
+          <w:rFonts w:hint="eastAsia"/>
+        </w:rPr>
+        <w:t>字节，循环次数</w:t>
+      </w:r>
+      <w:r>
+        <w:rPr>
+          <w:rFonts w:hint="eastAsia"/>
+        </w:rPr>
+        <w:t>1000</w:t>
+      </w:r>
+      <w:r>
+        <w:rPr>
+          <w:rFonts w:hint="eastAsia"/>
+        </w:rPr>
+        <w:t>，使用时间</w:t>
+      </w:r>
+      <w:r>
+        <w:rPr>
+          <w:rFonts w:hint="eastAsia"/>
+        </w:rPr>
+        <w:t>630ms</w:t>
+      </w:r>
+      <w:r>
+        <w:rPr>
+          <w:rFonts w:hint="eastAsia"/>
+        </w:rPr>
+        <w:t>，约为</w:t>
+      </w:r>
+      <w:r>
+        <w:rPr>
+          <w:rFonts w:hint="eastAsia"/>
+        </w:rPr>
+        <w:t>1587qps</w:t>
+      </w:r>
+      <w:r>
+        <w:rPr>
+          <w:rFonts w:hint="eastAsia"/>
+        </w:rPr>
+        <w:t>。</w:t>
+      </w:r>
+    </w:p>
+    <w:p>
+      <w:pPr>
+        <w:pStyle w:val="1"/>
+      </w:pPr>
+      <w:bookmarkStart w:id="107" w:name="_Toc8502564"/>
+      <w:r>
+        <w:rPr>
+          <w:rFonts w:hint="eastAsia"/>
+        </w:rPr>
+        <w:t>后台管理框架设计</w:t>
+      </w:r>
+      <w:bookmarkEnd w:id="107"/>
+    </w:p>
+    <w:p>
+      <w:pPr>
+        <w:pStyle w:val="2"/>
         <w:rPr>
           <w:rFonts w:hint="default"/>
         </w:rPr>
       </w:pPr>
-      <w:r>
-        <w:t>增量问题更新--近实时更新问题索引</w:t>
-      </w:r>
-    </w:p>
-    <w:p>
-      <w:r>
-        <w:rPr>
-          <w:rFonts w:hint="eastAsia"/>
-        </w:rPr>
-        <w:t>修改知识库问题时，会增量发送到搜索引擎，并在下一个定时器触发时重建索引。每隔较长一段时间也会重新全量获取引擎问题的文档内容，并重建索引。</w:t>
-      </w:r>
-    </w:p>
-    <w:p>
-      <w:pPr>
-        <w:pStyle w:val="4"/>
-        <w:rPr>
-          <w:rFonts w:hint="default"/>
-        </w:rPr>
-      </w:pPr>
-      <w:r>
-        <w:t>全量问题更新</w:t>
-      </w:r>
-    </w:p>
-    <w:p>
-      <w:r>
-        <w:rPr>
-          <w:rFonts w:hint="eastAsia"/>
-        </w:rPr>
-        <w:t>定期检查文档是否需要重建，记录最近重建分词</w:t>
-      </w:r>
-      <w:r>
-        <w:rPr>
-          <w:rFonts w:hint="eastAsia"/>
-        </w:rPr>
-        <w:t>map</w:t>
-      </w:r>
-      <w:r>
-        <w:rPr>
-          <w:rFonts w:hint="eastAsia"/>
-        </w:rPr>
-        <w:t>表时间。</w:t>
-      </w:r>
-    </w:p>
-    <w:p>
-      <w:pPr>
-        <w:pStyle w:val="3"/>
-      </w:pPr>
-      <w:bookmarkStart w:id="106" w:name="_Toc8502563"/>
-      <w:r>
-        <w:rPr>
-          <w:rFonts w:hint="eastAsia"/>
-        </w:rPr>
-        <w:t>性能分析（索引树分词）</w:t>
-      </w:r>
-      <w:bookmarkEnd w:id="106"/>
-    </w:p>
-    <w:p>
-      <w:r>
-        <w:rPr>
-          <w:rFonts w:hint="eastAsia"/>
-        </w:rPr>
-        <w:t>加载</w:t>
-      </w:r>
-      <w:r>
-        <w:rPr>
-          <w:rFonts w:hint="eastAsia"/>
-        </w:rPr>
-        <w:t>62w</w:t>
-      </w:r>
-      <w:r>
-        <w:rPr>
-          <w:rFonts w:hint="eastAsia"/>
-        </w:rPr>
-        <w:t>中文词、</w:t>
-      </w:r>
-      <w:r>
-        <w:rPr>
-          <w:rFonts w:hint="eastAsia"/>
-        </w:rPr>
-        <w:t>50</w:t>
-      </w:r>
-      <w:r>
-        <w:rPr>
-          <w:rFonts w:hint="eastAsia"/>
-        </w:rPr>
-        <w:t>机器人问题，使用内存</w:t>
-      </w:r>
-      <w:r>
-        <w:rPr>
-          <w:rFonts w:hint="eastAsia"/>
-        </w:rPr>
-        <w:t>6g</w:t>
-      </w:r>
-      <w:r>
-        <w:rPr>
-          <w:rFonts w:hint="eastAsia"/>
-        </w:rPr>
-        <w:t>。</w:t>
-      </w:r>
-    </w:p>
-    <w:p>
-      <w:r>
-        <w:rPr>
-          <w:rFonts w:hint="eastAsia"/>
-        </w:rPr>
-        <w:t>单节点单进程测试问题检索计算能力（不计算网络处理）：</w:t>
-      </w:r>
-    </w:p>
-    <w:p>
-      <w:r>
-        <w:rPr>
-          <w:rFonts w:hint="eastAsia"/>
-        </w:rPr>
-        <w:t>请求问题长度约</w:t>
-      </w:r>
-      <w:r>
-        <w:rPr>
-          <w:rFonts w:hint="eastAsia"/>
-        </w:rPr>
-        <w:t>20</w:t>
-      </w:r>
-      <w:r>
-        <w:rPr>
-          <w:rFonts w:hint="eastAsia"/>
-        </w:rPr>
-        <w:t>字节，循环次数</w:t>
-      </w:r>
-      <w:r>
-        <w:rPr>
-          <w:rFonts w:hint="eastAsia"/>
-        </w:rPr>
-        <w:t>10000</w:t>
-      </w:r>
-      <w:r>
-        <w:rPr>
-          <w:rFonts w:hint="eastAsia"/>
-        </w:rPr>
-        <w:t>，使用时间</w:t>
-      </w:r>
-      <w:r>
-        <w:rPr>
-          <w:rFonts w:hint="eastAsia"/>
-        </w:rPr>
-        <w:t>320ms</w:t>
-      </w:r>
-      <w:r>
-        <w:rPr>
-          <w:rFonts w:hint="eastAsia"/>
-        </w:rPr>
-        <w:t>，约为</w:t>
-      </w:r>
-      <w:r>
-        <w:rPr>
-          <w:rFonts w:hint="eastAsia"/>
-        </w:rPr>
-        <w:t>31250qps</w:t>
-      </w:r>
-      <w:r>
-        <w:rPr>
-          <w:rFonts w:hint="eastAsia"/>
-        </w:rPr>
-        <w:t>。</w:t>
-      </w:r>
-    </w:p>
-    <w:p>
-      <w:r>
-        <w:rPr>
-          <w:rFonts w:hint="eastAsia"/>
-        </w:rPr>
-        <w:t>请求问题长度约</w:t>
-      </w:r>
-      <w:r>
-        <w:rPr>
-          <w:rFonts w:hint="eastAsia"/>
-        </w:rPr>
-        <w:t>300</w:t>
-      </w:r>
-      <w:r>
-        <w:rPr>
-          <w:rFonts w:hint="eastAsia"/>
-        </w:rPr>
-        <w:t>字节，循环次数</w:t>
-      </w:r>
-      <w:r>
-        <w:rPr>
-          <w:rFonts w:hint="eastAsia"/>
-        </w:rPr>
-        <w:t>1000</w:t>
-      </w:r>
-      <w:r>
-        <w:rPr>
-          <w:rFonts w:hint="eastAsia"/>
-        </w:rPr>
-        <w:t>，使用时间</w:t>
-      </w:r>
-      <w:r>
-        <w:rPr>
-          <w:rFonts w:hint="eastAsia"/>
-        </w:rPr>
-        <w:t>630ms</w:t>
-      </w:r>
-      <w:r>
-        <w:rPr>
-          <w:rFonts w:hint="eastAsia"/>
-        </w:rPr>
-        <w:t>，约为</w:t>
-      </w:r>
-      <w:r>
-        <w:rPr>
-          <w:rFonts w:hint="eastAsia"/>
-        </w:rPr>
-        <w:t>1587qps</w:t>
-      </w:r>
-      <w:r>
-        <w:rPr>
-          <w:rFonts w:hint="eastAsia"/>
-        </w:rPr>
-        <w:t>。</w:t>
-      </w:r>
-    </w:p>
-    <w:p>
-      <w:pPr>
-        <w:pStyle w:val="1"/>
-      </w:pPr>
-      <w:bookmarkStart w:id="107" w:name="_Toc8502564"/>
-      <w:r>
-        <w:rPr>
-          <w:rFonts w:hint="eastAsia"/>
-        </w:rPr>
-        <w:t>后台管理框架设计</w:t>
-      </w:r>
-      <w:bookmarkEnd w:id="107"/>
-    </w:p>
-    <w:p>
-      <w:pPr>
-        <w:pStyle w:val="2"/>
-        <w:rPr>
-          <w:rFonts w:hint="default"/>
-        </w:rPr>
-      </w:pPr>
       <w:bookmarkStart w:id="108" w:name="_Toc8502565"/>
       <w:r>
         <w:t>后台管理框架设计图</w:t>
@@ -17532,18 +17546,18 @@
         <w:rPr>
           <w:rFonts w:hint="eastAsia"/>
         </w:rPr>
+        <w:t>管理员可以查询用户操作统计和用户行为分析。</w:t>
+      </w:r>
+    </w:p>
+    <w:p>
+      <w:pPr>
+        <w:ind w:firstLine="420"/>
+      </w:pPr>
+      <w:r>
+        <w:rPr>
+          <w:rFonts w:hint="eastAsia"/>
+        </w:rPr>
         <w:lastRenderedPageBreak/>
-        <w:t>管理员可以查询用户操作统计和用户行为分析。</w:t>
-      </w:r>
-    </w:p>
-    <w:p>
-      <w:pPr>
-        <w:ind w:firstLine="420"/>
-      </w:pPr>
-      <w:r>
-        <w:rPr>
-          <w:rFonts w:hint="eastAsia"/>
-        </w:rPr>
         <w:t>用户操作日志（</w:t>
       </w:r>
       <w:r>
@@ -17606,7 +17620,7 @@
             <v:imagedata r:id="rId21" o:title=""/>
             <o:lock v:ext="edit" aspectratio="f"/>
           </v:shape>
-          <o:OLEObject Type="Embed" ProgID="Visio.Drawing.11" ShapeID="_x0000_i1028" DrawAspect="Content" ObjectID="_1619179601" r:id="rId22"/>
+          <o:OLEObject Type="Embed" ProgID="Visio.Drawing.11" ShapeID="_x0000_i1028" DrawAspect="Content" ObjectID="_1619278383" r:id="rId22"/>
         </w:object>
       </w:r>
     </w:p>
@@ -17666,57 +17680,57 @@
         <w:rPr>
           <w:rFonts w:hint="eastAsia"/>
         </w:rPr>
+        <w:t>1)</w:t>
+      </w:r>
+      <w:r>
+        <w:t>聊天。</w:t>
+      </w:r>
+      <w:r>
+        <w:t>聊天一般没有太多实质性的内容，主要是拉近人与人之间的关系；</w:t>
+      </w:r>
+      <w:r>
+        <w:rPr>
+          <w:rFonts w:hint="eastAsia"/>
+        </w:rPr>
+        <w:t>2)</w:t>
+      </w:r>
+      <w:r>
+        <w:t>问答，比如</w:t>
+      </w:r>
+      <w:r>
+        <w:t>“</w:t>
+      </w:r>
+      <w:r>
+        <w:t>你买什么东西</w:t>
+      </w:r>
+      <w:r>
+        <w:t>”</w:t>
+      </w:r>
+      <w:r>
+        <w:t>，</w:t>
+      </w:r>
+      <w:r>
+        <w:t>“</w:t>
+      </w:r>
+      <w:r>
+        <w:t>这个方便面多少钱一包</w:t>
+      </w:r>
+      <w:r>
+        <w:t>”</w:t>
+      </w:r>
+      <w:r>
+        <w:t>，这是提问，它的目的是提供信息；</w:t>
+      </w:r>
+    </w:p>
+    <w:p>
+      <w:pPr>
+        <w:ind w:firstLine="420"/>
+      </w:pPr>
+      <w:r>
+        <w:rPr>
+          <w:rFonts w:hint="eastAsia"/>
+        </w:rPr>
         <w:lastRenderedPageBreak/>
-        <w:t>1)</w:t>
-      </w:r>
-      <w:r>
-        <w:t>聊天。</w:t>
-      </w:r>
-      <w:r>
-        <w:t>聊天一般没有太多实质性的内容，主要是拉近人与人之间的关系；</w:t>
-      </w:r>
-      <w:r>
-        <w:rPr>
-          <w:rFonts w:hint="eastAsia"/>
-        </w:rPr>
-        <w:t>2)</w:t>
-      </w:r>
-      <w:r>
-        <w:t>问答，比如</w:t>
-      </w:r>
-      <w:r>
-        <w:t>“</w:t>
-      </w:r>
-      <w:r>
-        <w:t>你买什么东西</w:t>
-      </w:r>
-      <w:r>
-        <w:t>”</w:t>
-      </w:r>
-      <w:r>
-        <w:t>，</w:t>
-      </w:r>
-      <w:r>
-        <w:t>“</w:t>
-      </w:r>
-      <w:r>
-        <w:t>这个方便面多少钱一包</w:t>
-      </w:r>
-      <w:r>
-        <w:t>”</w:t>
-      </w:r>
-      <w:r>
-        <w:t>，这是提问，它的目的是提供信息；</w:t>
-      </w:r>
-    </w:p>
-    <w:p>
-      <w:pPr>
-        <w:ind w:firstLine="420"/>
-      </w:pPr>
-      <w:r>
-        <w:rPr>
-          <w:rFonts w:hint="eastAsia"/>
-        </w:rPr>
         <w:t>3)</w:t>
       </w:r>
       <w:r>
@@ -18004,9 +18018,6 @@
     <w:p>
       <w:pPr>
         <w:ind w:firstLine="420"/>
-        <w:rPr>
-          <w:rFonts w:hint="eastAsia"/>
-        </w:rPr>
       </w:pPr>
       <w:r>
         <w:rPr>
@@ -18050,9 +18061,6 @@
     <w:p>
       <w:pPr>
         <w:pStyle w:val="3"/>
-        <w:rPr>
-          <w:rFonts w:hint="eastAsia"/>
-        </w:rPr>
       </w:pPr>
       <w:bookmarkStart w:id="115" w:name="_Toc8502572"/>
       <w:r>
@@ -19058,7 +19066,7 @@
       <w:textAlignment w:val="baseline"/>
     </w:pPr>
     <w:rPr>
-      <w:rFonts w:ascii="Arial" w:eastAsia="黑体" w:hAnsi="Arial"/>
+      <w:rFonts w:ascii="Arial" w:eastAsia="SimHei" w:hAnsi="Arial"/>
       <w:szCs w:val="20"/>
     </w:rPr>
   </w:style>
@@ -19115,6 +19123,28 @@
     <w:rsid w:val="008E1EFE"/>
     <w:rPr>
       <w:rFonts w:asciiTheme="minorHAnsi" w:eastAsiaTheme="minorEastAsia" w:hAnsiTheme="minorHAnsi"/>
+      <w:sz w:val="18"/>
+      <w:szCs w:val="18"/>
+    </w:rPr>
+  </w:style>
+  <w:style w:type="paragraph" w:styleId="af0">
+    <w:name w:val="Document Map"/>
+    <w:basedOn w:val="a"/>
+    <w:link w:val="Char0"/>
+    <w:rsid w:val="00333742"/>
+    <w:rPr>
+      <w:rFonts w:ascii="微软雅黑" w:eastAsia="微软雅黑"/>
+      <w:sz w:val="18"/>
+      <w:szCs w:val="18"/>
+    </w:rPr>
+  </w:style>
+  <w:style w:type="character" w:customStyle="1" w:styleId="Char0">
+    <w:name w:val="文档结构图 Char"/>
+    <w:basedOn w:val="a0"/>
+    <w:link w:val="af0"/>
+    <w:rsid w:val="00333742"/>
+    <w:rPr>
+      <w:rFonts w:ascii="微软雅黑" w:eastAsia="微软雅黑" w:hAnsiTheme="minorHAnsi"/>
       <w:sz w:val="18"/>
       <w:szCs w:val="18"/>
     </w:rPr>
@@ -19399,7 +19429,7 @@
 </file>
 
 <file path=customXml/itemProps2.xml><?xml version="1.0" encoding="utf-8"?>
-<ds:datastoreItem xmlns:ds="http://schemas.openxmlformats.org/officeDocument/2006/customXml" ds:itemID="{20E04D95-865B-4548-9A56-28E1463183B5}">
+<ds:datastoreItem xmlns:ds="http://schemas.openxmlformats.org/officeDocument/2006/customXml" ds:itemID="{3162BF64-C54E-4D36-BDA0-F75F8555237E}">
   <ds:schemaRefs>
     <ds:schemaRef ds:uri="http://schemas.openxmlformats.org/officeDocument/2006/bibliography"/>
   </ds:schemaRefs>

--- a/projects/智能客服项目总结报告.docx
+++ b/projects/智能客服项目总结报告.docx
@@ -5475,7 +5475,7 @@
             <v:imagedata r:id="rId7" o:title=""/>
             <o:lock v:ext="edit" aspectratio="f"/>
           </v:shape>
-          <o:OLEObject Type="Embed" ProgID="Visio.Drawing.11" ShapeID="_x0000_i1025" DrawAspect="Content" ObjectID="_1619278380" r:id="rId8"/>
+          <o:OLEObject Type="Embed" ProgID="Visio.Drawing.11" ShapeID="_x0000_i1025" DrawAspect="Content" ObjectID="_1619288449" r:id="rId8"/>
         </w:object>
       </w:r>
     </w:p>
@@ -5574,7 +5574,7 @@
             <v:imagedata r:id="rId9" o:title=""/>
             <o:lock v:ext="edit" aspectratio="f"/>
           </v:shape>
-          <o:OLEObject Type="Embed" ProgID="Visio.Drawing.11" ShapeID="_x0000_i1026" DrawAspect="Content" ObjectID="_1619278381" r:id="rId10"/>
+          <o:OLEObject Type="Embed" ProgID="Visio.Drawing.11" ShapeID="_x0000_i1026" DrawAspect="Content" ObjectID="_1619288450" r:id="rId10"/>
         </w:object>
       </w:r>
     </w:p>
@@ -12232,7 +12232,7 @@
             <v:imagedata r:id="rId19" o:title=""/>
             <o:lock v:ext="edit" aspectratio="f"/>
           </v:shape>
-          <o:OLEObject Type="Embed" ProgID="Visio.Drawing.11" ShapeID="_x0000_i1027" DrawAspect="Content" ObjectID="_1619278382" r:id="rId20"/>
+          <o:OLEObject Type="Embed" ProgID="Visio.Drawing.11" ShapeID="_x0000_i1027" DrawAspect="Content" ObjectID="_1619288451" r:id="rId20"/>
         </w:object>
       </w:r>
     </w:p>
@@ -17198,28 +17198,107 @@
     <w:p>
       <w:pPr>
         <w:ind w:firstLine="420"/>
-      </w:pPr>
-      <w:r>
-        <w:rPr>
-          <w:rFonts w:hint="eastAsia"/>
-        </w:rPr>
+        <w:rPr>
+          <w:rFonts w:hint="eastAsia"/>
+        </w:rPr>
+      </w:pPr>
+      <w:r>
         <w:t>TF</w:t>
       </w:r>
       <w:r>
-        <w:rPr>
-          <w:rFonts w:hint="eastAsia"/>
-        </w:rPr>
-        <w:t>：问题若被匹配到相同的关键词也作为不同分词计算。</w:t>
-      </w:r>
-    </w:p>
-    <w:p>
-      <w:r>
-        <w:rPr>
-          <w:rFonts w:hint="eastAsia"/>
-        </w:rPr>
-        <w:tab/>
+        <w:t>为词频（</w:t>
+      </w:r>
+      <w:r>
+        <w:t>Term Frequency</w:t>
+      </w:r>
+      <w:r>
+        <w:t>），表示词</w:t>
+      </w:r>
+      <w:r>
+        <w:t>t</w:t>
+      </w:r>
+      <w:r>
+        <w:t>在文档</w:t>
+      </w:r>
+      <w:r>
+        <w:t>d</w:t>
+      </w:r>
+      <w:r>
+        <w:t>中出现的频率；</w:t>
+      </w:r>
+      <w:r>
+        <w:rPr>
+          <w:rFonts w:hint="eastAsia"/>
+        </w:rPr>
+        <w:t>这里是指问题若被匹配到的关键词，包括相同的词。</w:t>
+      </w:r>
+    </w:p>
+    <w:p>
+      <w:pPr>
+        <w:ind w:firstLine="420"/>
+        <w:rPr>
+          <w:rFonts w:hint="eastAsia"/>
+        </w:rPr>
+      </w:pPr>
+      <w:r>
         <w:t>IDF</w:t>
       </w:r>
+      <w:r>
+        <w:t>为反文档频率（</w:t>
+      </w:r>
+      <w:r>
+        <w:t>Inverse Document Frequency</w:t>
+      </w:r>
+      <w:r>
+        <w:t>），表示语料库中包含词</w:t>
+      </w:r>
+      <w:r>
+        <w:t>t</w:t>
+      </w:r>
+      <w:r>
+        <w:t>的文档的数目的倒数</w:t>
+      </w:r>
+      <w:r>
+        <w:rPr>
+          <w:rFonts w:hint="eastAsia"/>
+        </w:rPr>
+        <w:t>；使用的是由大量语料训练的</w:t>
+      </w:r>
+      <w:r>
+        <w:rPr>
+          <w:rFonts w:hint="eastAsia"/>
+        </w:rPr>
+        <w:t>词语</w:t>
+      </w:r>
+      <w:r>
+        <w:rPr>
+          <w:rFonts w:hint="eastAsia"/>
+        </w:rPr>
+        <w:t>频数。</w:t>
+      </w:r>
+    </w:p>
+    <w:p>
+      <w:pPr>
+        <w:ind w:firstLine="420"/>
+      </w:pPr>
+      <w:r>
+        <w:t>TF-IDF</w:t>
+      </w:r>
+      <w:r>
+        <w:rPr>
+          <w:rFonts w:hint="eastAsia"/>
+        </w:rPr>
+        <w:t>=</w:t>
+      </w:r>
+      <w:r>
+        <w:t>TF * IDF</w:t>
+      </w:r>
+      <w:r>
+        <w:rPr>
+          <w:rFonts w:hint="eastAsia"/>
+        </w:rPr>
+        <w:t>.</w:t>
+      </w:r>
     </w:p>
     <w:p>
       <w:pPr>
@@ -17315,17 +17394,37 @@
     <w:p>
       <w:pPr>
         <w:pStyle w:val="3"/>
+        <w:rPr>
+          <w:rFonts w:hint="eastAsia"/>
+        </w:rPr>
       </w:pPr>
       <w:bookmarkStart w:id="106" w:name="_Toc8502563"/>
       <w:r>
         <w:rPr>
           <w:rFonts w:hint="eastAsia"/>
         </w:rPr>
-        <w:t>性能分析（索引树分词）</w:t>
+        <w:t>性能分析</w:t>
       </w:r>
       <w:bookmarkEnd w:id="106"/>
     </w:p>
     <w:p>
+      <w:pPr>
+        <w:pStyle w:val="4"/>
+      </w:pPr>
+      <w:r>
+        <w:t>索引树分词</w:t>
+      </w:r>
+      <w:r>
+        <w:rPr>
+          <w:rFonts w:hint="default"/>
+        </w:rPr>
+        <w:t>—</w:t>
+      </w:r>
+      <w:r>
+        <w:t>暂时不使用</w:t>
+      </w:r>
+    </w:p>
+    <w:p>
       <w:r>
         <w:rPr>
           <w:rFonts w:hint="eastAsia"/>
@@ -17434,6 +17533,11 @@
       </w:r>
     </w:p>
     <w:p>
+      <w:pPr>
+        <w:rPr>
+          <w:rFonts w:hint="eastAsia"/>
+        </w:rPr>
+      </w:pPr>
       <w:r>
         <w:rPr>
           <w:rFonts w:hint="eastAsia"/>
@@ -17491,6 +17595,121 @@
     </w:p>
     <w:p>
       <w:pPr>
+        <w:pStyle w:val="4"/>
+      </w:pPr>
+      <w:r>
+        <w:t>结巴分词抽取关键词</w:t>
+      </w:r>
+    </w:p>
+    <w:p>
+      <w:pPr>
+        <w:rPr>
+          <w:rFonts w:hint="eastAsia"/>
+        </w:rPr>
+      </w:pPr>
+      <w:r>
+        <w:rPr>
+          <w:rFonts w:hint="eastAsia"/>
+        </w:rPr>
+        <w:lastRenderedPageBreak/>
+        <w:t>加载</w:t>
+      </w:r>
+      <w:r>
+        <w:rPr>
+          <w:rFonts w:hint="eastAsia"/>
+        </w:rPr>
+        <w:t>30w</w:t>
+      </w:r>
+      <w:r>
+        <w:rPr>
+          <w:rFonts w:hint="eastAsia"/>
+        </w:rPr>
+        <w:t>中文词、</w:t>
+      </w:r>
+      <w:r>
+        <w:rPr>
+          <w:rFonts w:hint="eastAsia"/>
+        </w:rPr>
+        <w:t>50</w:t>
+      </w:r>
+      <w:r>
+        <w:rPr>
+          <w:rFonts w:hint="eastAsia"/>
+        </w:rPr>
+        <w:t>机器人问题</w:t>
+      </w:r>
+    </w:p>
+    <w:p>
+      <w:pPr>
+        <w:rPr>
+          <w:rFonts w:hint="eastAsia"/>
+        </w:rPr>
+      </w:pPr>
+      <w:r>
+        <w:rPr>
+          <w:rFonts w:hint="eastAsia"/>
+        </w:rPr>
+        <w:t>请求问题长度约</w:t>
+      </w:r>
+      <w:r>
+        <w:rPr>
+          <w:rFonts w:hint="eastAsia"/>
+        </w:rPr>
+        <w:t>20</w:t>
+      </w:r>
+      <w:r>
+        <w:rPr>
+          <w:rFonts w:hint="eastAsia"/>
+        </w:rPr>
+        <w:t>字节，循环次数</w:t>
+      </w:r>
+      <w:r>
+        <w:rPr>
+          <w:rFonts w:hint="eastAsia"/>
+        </w:rPr>
+        <w:t>1000</w:t>
+      </w:r>
+      <w:r>
+        <w:rPr>
+          <w:rFonts w:hint="eastAsia"/>
+        </w:rPr>
+        <w:t>，使用时间</w:t>
+      </w:r>
+      <w:r>
+        <w:rPr>
+          <w:rFonts w:hint="eastAsia"/>
+        </w:rPr>
+        <w:t>20ms</w:t>
+      </w:r>
+      <w:r>
+        <w:rPr>
+          <w:rFonts w:hint="eastAsia"/>
+        </w:rPr>
+        <w:t>，约为</w:t>
+      </w:r>
+      <w:r>
+        <w:rPr>
+          <w:rFonts w:hint="eastAsia"/>
+        </w:rPr>
+        <w:t>50000qps</w:t>
+      </w:r>
+      <w:r>
+        <w:rPr>
+          <w:rFonts w:hint="eastAsia"/>
+        </w:rPr>
+        <w:t>。</w:t>
+      </w:r>
+    </w:p>
+    <w:p>
+      <w:pPr>
+        <w:rPr>
+          <w:rFonts w:hint="eastAsia"/>
+        </w:rPr>
+      </w:pPr>
+    </w:p>
+    <w:p/>
+    <w:p>
+      <w:pPr>
         <w:pStyle w:val="1"/>
       </w:pPr>
       <w:bookmarkStart w:id="107" w:name="_Toc8502564"/>
@@ -17557,7 +17776,6 @@
         <w:rPr>
           <w:rFonts w:hint="eastAsia"/>
         </w:rPr>
-        <w:lastRenderedPageBreak/>
         <w:t>用户操作日志（</w:t>
       </w:r>
       <w:r>
@@ -17620,7 +17838,7 @@
             <v:imagedata r:id="rId21" o:title=""/>
             <o:lock v:ext="edit" aspectratio="f"/>
           </v:shape>
-          <o:OLEObject Type="Embed" ProgID="Visio.Drawing.11" ShapeID="_x0000_i1028" DrawAspect="Content" ObjectID="_1619278383" r:id="rId22"/>
+          <o:OLEObject Type="Embed" ProgID="Visio.Drawing.11" ShapeID="_x0000_i1028" DrawAspect="Content" ObjectID="_1619288452" r:id="rId22"/>
         </w:object>
       </w:r>
     </w:p>
@@ -17730,22 +17948,22 @@
         <w:rPr>
           <w:rFonts w:hint="eastAsia"/>
         </w:rPr>
+        <w:t>3)</w:t>
+      </w:r>
+      <w:r>
+        <w:t>面向特定意图的对话。比如售货员知道我的意图是买方便面，开始围绕这个意图跟我进行了有目的的对话。最终我完成支付行为，售货员把方便面放到我手上。</w:t>
+      </w:r>
+    </w:p>
+    <w:p>
+      <w:pPr>
+        <w:pStyle w:val="2"/>
+        <w:rPr>
+          <w:rFonts w:hint="default"/>
+        </w:rPr>
+      </w:pPr>
+      <w:bookmarkStart w:id="110" w:name="_Toc8502567"/>
+      <w:r>
         <w:lastRenderedPageBreak/>
-        <w:t>3)</w:t>
-      </w:r>
-      <w:r>
-        <w:t>面向特定意图的对话。比如售货员知道我的意图是买方便面，开始围绕这个意图跟我进行了有目的的对话。最终我完成支付行为，售货员把方便面放到我手上。</w:t>
-      </w:r>
-    </w:p>
-    <w:p>
-      <w:pPr>
-        <w:pStyle w:val="2"/>
-        <w:rPr>
-          <w:rFonts w:hint="default"/>
-        </w:rPr>
-      </w:pPr>
-      <w:bookmarkStart w:id="110" w:name="_Toc8502567"/>
-      <w:r>
         <w:t>问答引擎</w:t>
       </w:r>
       <w:bookmarkEnd w:id="110"/>
@@ -19429,7 +19647,7 @@
 </file>
 
 <file path=customXml/itemProps2.xml><?xml version="1.0" encoding="utf-8"?>
-<ds:datastoreItem xmlns:ds="http://schemas.openxmlformats.org/officeDocument/2006/customXml" ds:itemID="{3162BF64-C54E-4D36-BDA0-F75F8555237E}">
+<ds:datastoreItem xmlns:ds="http://schemas.openxmlformats.org/officeDocument/2006/customXml" ds:itemID="{97603D8B-D8BF-4B88-9ECA-749C3A44F7AA}">
   <ds:schemaRefs>
     <ds:schemaRef ds:uri="http://schemas.openxmlformats.org/officeDocument/2006/bibliography"/>
   </ds:schemaRefs>
